--- a/policies/build/rewrite_reference/HCO_AAC_3_v2_REWRITE_DRAFT.docx
+++ b/policies/build/rewrite_reference/HCO_AAC_3_v2_REWRITE_DRAFT.docx
@@ -309,7 +309,7 @@
         <w:pStyle w:val="ListBullet"/>
       </w:pPr>
       <w:r>
-        <w:t>AAC.2 owns bed non-availability holding; once the decision is to transfer out, this policy owns the transfer.</w:t>
+        <w:t>Bed non-availability holding is covered in other hospital policies; once the decision is to transfer out, this policy owns the transfer.</w:t>
       </w:r>
     </w:p>
     <w:p>
@@ -317,7 +317,7 @@
         <w:pStyle w:val="ListBullet"/>
       </w:pPr>
       <w:r>
-        <w:t>AAC.12 / AAC.13 own discharge-summary content for patients discharged and transferred (including LAMA); this policy requires that a discharge or transfer summary is given and a copy retained.</w:t>
+        <w:t>Discharge-summary content for patients discharged and transferred (including LAMA) is covered in other hospital policies; this policy requires that a discharge or transfer summary is given and a copy retained.</w:t>
       </w:r>
     </w:p>
     <w:p>
@@ -437,7 +437,7 @@
     <w:p>
       <w:pPr/>
       <w:r>
-        <w:t>On arrival, registration under AAC.2 applies. The receiving doctor documents the transfer-in, clinical status on arrival, and whether the transfer was planned or unplanned. The Emergency In-Charge owns the unplanned transfer-in pathway; department heads own planned specialty transfer-ins.</w:t>
+        <w:t>On arrival, registration under the hospital's registration policy applies. The receiving doctor documents the transfer-in, clinical status on arrival, and whether the transfer was planned or unplanned. The Emergency In-Charge owns the unplanned transfer-in pathway; department heads own planned specialty transfer-ins.</w:t>
       </w:r>
     </w:p>
     <w:p>
@@ -727,7 +727,7 @@
           </w:tcPr>
           <w:p>
             <w:r>
-              <w:t>Register transfer-in patients under AAC.2; assist family communication for transfer-out.</w:t>
+              <w:t>Register transfer-in patients per the registration policy; assist family communication for transfer-out.</w:t>
             </w:r>
           </w:p>
         </w:tc>
@@ -1268,7 +1268,7 @@
           </w:tcPr>
           <w:p>
             <w:r>
-              <w:t>Emergency In-Charge (unplanned); department heads (planned); treating doctors (receive); registration (AAC.2)</w:t>
+              <w:t>Emergency In-Charge (unplanned); department heads (planned); treating doctors (receive); registration</w:t>
             </w:r>
           </w:p>
         </w:tc>
@@ -1622,14 +1622,6 @@
     </w:p>
     <w:p>
       <w:pPr>
-        <w:pStyle w:val="ListBullet"/>
-      </w:pPr>
-      <w:r>
-        <w:t>Internal documents of «Hospital Name»: transfer-in/out and referral written guidance; ambulance and accompanying-staff roster; CPR training records; transfer-summary and discharge-summary templates; AAC.12/AAC.13 discharge policies.</w:t>
-      </w:r>
-    </w:p>
-    <w:p>
-      <w:pPr>
         <w:pStyle w:val="Heading1"/>
       </w:pPr>
       <w:r>
